--- a/examples/regression/doc/20-ensemble-random-forest.docx
+++ b/examples/regression/doc/20-ensemble-random-forest.docx
@@ -25,13 +25,13 @@
         <w:t xml:space="preserve">reg_rf</w:t>
       </w:r>
       <w:r>
-        <w:t xml:space="preserve">: Random Forest for regression. Averages many decision trees trained with randomness; tends to reduce variance.</w:t>
+        <w:t xml:space="preserve">: Random Forest for regression.</w:t>
       </w:r>
       <w:r>
         <w:t xml:space="preserve"> </w:t>
       </w:r>
       <w:r>
-        <w:t xml:space="preserve">- Hyperparameters:</w:t>
+        <w:t xml:space="preserve">- Main parameters:</w:t>
       </w:r>
       <w:r>
         <w:t xml:space="preserve"> </w:t>
@@ -46,7 +46,7 @@
         <w:t xml:space="preserve"> </w:t>
       </w:r>
       <w:r>
-        <w:t xml:space="preserve">(variables per split),</w:t>
+        <w:t xml:space="preserve">and</w:t>
       </w:r>
       <w:r>
         <w:t xml:space="preserve"> </w:t>
@@ -58,110 +58,23 @@
         <w:t xml:space="preserve">ntree</w:t>
       </w:r>
       <w:r>
-        <w:t xml:space="preserve"> </w:t>
-      </w:r>
-      <w:r>
-        <w:t xml:space="preserve">(number of trees).</w:t>
+        <w:t xml:space="preserve">.</w:t>
       </w:r>
     </w:p>
     <w:p>
       <w:pPr>
-        <w:pStyle w:val="SourceCode"/>
-      </w:pPr>
-      <w:r>
-        <w:rPr>
-          <w:rStyle w:val="FunctionTok"/>
-        </w:rPr>
-        <w:t xml:space="preserve">source</w:t>
-      </w:r>
-      <w:r>
-        <w:rPr>
-          <w:rStyle w:val="NormalTok"/>
-        </w:rPr>
-        <w:t xml:space="preserve">(</w:t>
-      </w:r>
-      <w:r>
-        <w:rPr>
-          <w:rStyle w:val="FunctionTok"/>
-        </w:rPr>
-        <w:t xml:space="preserve">url</w:t>
-      </w:r>
-      <w:r>
-        <w:rPr>
-          <w:rStyle w:val="NormalTok"/>
-        </w:rPr>
-        <w:t xml:space="preserve">(</w:t>
-      </w:r>
-      <w:r>
-        <w:rPr>
-          <w:rStyle w:val="StringTok"/>
-        </w:rPr>
-        <w:t xml:space="preserve">"https://raw.githubusercontent.com/cefet-rj-dal/daltoolbox/main/examples/seed.R"</w:t>
-      </w:r>
-      <w:r>
-        <w:rPr>
-          <w:rStyle w:val="NormalTok"/>
-        </w:rPr>
-        <w:t xml:space="preserve">))</w:t>
-      </w:r>
-      <w:r>
-        <w:br/>
-      </w:r>
-      <w:r>
-        <w:rPr>
-          <w:rStyle w:val="CommentTok"/>
-        </w:rPr>
-        <w:t xml:space="preserve"># installation </w:t>
-      </w:r>
-      <w:r>
-        <w:br/>
-      </w:r>
-      <w:r>
-        <w:rPr>
-          <w:rStyle w:val="CommentTok"/>
-        </w:rPr>
-        <w:t xml:space="preserve">#install.packages("daltoolbox")</w:t>
-      </w:r>
-      <w:r>
-        <w:br/>
-      </w:r>
-      <w:r>
-        <w:br/>
-      </w:r>
-      <w:r>
-        <w:rPr>
-          <w:rStyle w:val="CommentTok"/>
-        </w:rPr>
-        <w:t xml:space="preserve"># loading DAL</w:t>
-      </w:r>
-      <w:r>
-        <w:br/>
-      </w:r>
-      <w:r>
-        <w:rPr>
-          <w:rStyle w:val="FunctionTok"/>
-        </w:rPr>
-        <w:t xml:space="preserve">library</w:t>
-      </w:r>
-      <w:r>
-        <w:rPr>
-          <w:rStyle w:val="NormalTok"/>
-        </w:rPr>
-        <w:t xml:space="preserve">(daltoolbox) </w:t>
+        <w:pStyle w:val="BodyText"/>
+      </w:pPr>
+      <w:r>
+        <w:t xml:space="preserve">Didactic goal: keep the same regression line of experiment and change only the learner to a tree ensemble.</w:t>
       </w:r>
     </w:p>
     <w:p>
       <w:pPr>
-        <w:pStyle w:val="FirstParagraph"/>
-      </w:pPr>
-      <w:r>
-        <w:t xml:space="preserve">Dataset for regression analysis</w:t>
-      </w:r>
-      <w:r>
-        <w:t xml:space="preserve"> </w:t>
-      </w:r>
-      <w:r>
-        <w:t xml:space="preserve">Load Boston dataset and inspect types/values.</w:t>
+        <w:pStyle w:val="BodyText"/>
+      </w:pPr>
+      <w:r>
+        <w:t xml:space="preserve">Environment setup.</w:t>
       </w:r>
     </w:p>
     <w:p>
@@ -172,105 +85,72 @@
         <w:rPr>
           <w:rStyle w:val="FunctionTok"/>
         </w:rPr>
+        <w:t xml:space="preserve">source</w:t>
+      </w:r>
+      <w:r>
+        <w:rPr>
+          <w:rStyle w:val="NormalTok"/>
+        </w:rPr>
+        <w:t xml:space="preserve">(</w:t>
+      </w:r>
+      <w:r>
+        <w:rPr>
+          <w:rStyle w:val="FunctionTok"/>
+        </w:rPr>
+        <w:t xml:space="preserve">url</w:t>
+      </w:r>
+      <w:r>
+        <w:rPr>
+          <w:rStyle w:val="NormalTok"/>
+        </w:rPr>
+        <w:t xml:space="preserve">(</w:t>
+      </w:r>
+      <w:r>
+        <w:rPr>
+          <w:rStyle w:val="StringTok"/>
+        </w:rPr>
+        <w:t xml:space="preserve">"https://raw.githubusercontent.com/cefet-rj-dal/daltoolbox/main/examples/seed.R"</w:t>
+      </w:r>
+      <w:r>
+        <w:rPr>
+          <w:rStyle w:val="NormalTok"/>
+        </w:rPr>
+        <w:t xml:space="preserve">))</w:t>
+      </w:r>
+      <w:r>
+        <w:br/>
+      </w:r>
+      <w:r>
+        <w:rPr>
+          <w:rStyle w:val="CommentTok"/>
+        </w:rPr>
+        <w:t xml:space="preserve"># install.packages("daltoolbox")</w:t>
+      </w:r>
+      <w:r>
+        <w:br/>
+      </w:r>
+      <w:r>
+        <w:br/>
+      </w:r>
+      <w:r>
+        <w:rPr>
+          <w:rStyle w:val="FunctionTok"/>
+        </w:rPr>
         <w:t xml:space="preserve">library</w:t>
       </w:r>
       <w:r>
         <w:rPr>
           <w:rStyle w:val="NormalTok"/>
         </w:rPr>
-        <w:t xml:space="preserve">(MASS)</w:t>
-      </w:r>
-      <w:r>
-        <w:br/>
-      </w:r>
-      <w:r>
-        <w:rPr>
-          <w:rStyle w:val="FunctionTok"/>
-        </w:rPr>
-        <w:t xml:space="preserve">data</w:t>
-      </w:r>
-      <w:r>
-        <w:rPr>
-          <w:rStyle w:val="NormalTok"/>
-        </w:rPr>
-        <w:t xml:space="preserve">(Boston)</w:t>
-      </w:r>
-      <w:r>
-        <w:br/>
-      </w:r>
-      <w:r>
-        <w:rPr>
-          <w:rStyle w:val="FunctionTok"/>
-        </w:rPr>
-        <w:t xml:space="preserve">print</w:t>
-      </w:r>
-      <w:r>
-        <w:rPr>
-          <w:rStyle w:val="NormalTok"/>
-        </w:rPr>
-        <w:t xml:space="preserve">(</w:t>
-      </w:r>
-      <w:r>
-        <w:rPr>
-          <w:rStyle w:val="FunctionTok"/>
-        </w:rPr>
-        <w:t xml:space="preserve">t</w:t>
-      </w:r>
-      <w:r>
-        <w:rPr>
-          <w:rStyle w:val="NormalTok"/>
-        </w:rPr>
-        <w:t xml:space="preserve">(</w:t>
-      </w:r>
-      <w:r>
-        <w:rPr>
-          <w:rStyle w:val="FunctionTok"/>
-        </w:rPr>
-        <w:t xml:space="preserve">sapply</w:t>
-      </w:r>
-      <w:r>
-        <w:rPr>
-          <w:rStyle w:val="NormalTok"/>
-        </w:rPr>
-        <w:t xml:space="preserve">(Boston, class)))</w:t>
+        <w:t xml:space="preserve">(daltoolbox)</w:t>
       </w:r>
     </w:p>
     <w:p>
       <w:pPr>
-        <w:pStyle w:val="SourceCode"/>
-      </w:pPr>
-      <w:r>
-        <w:rPr>
-          <w:rStyle w:val="VerbatimChar"/>
-        </w:rPr>
-        <w:t xml:space="preserve">##      crim      zn        indus     chas      nox       rm        age       dis       rad       tax       ptratio   black    </w:t>
-      </w:r>
-      <w:r>
-        <w:br/>
-      </w:r>
-      <w:r>
-        <w:rPr>
-          <w:rStyle w:val="VerbatimChar"/>
-        </w:rPr>
-        <w:t xml:space="preserve">## [1,] "numeric" "numeric" "numeric" "integer" "numeric" "numeric" "numeric" "numeric" "integer" "numeric" "numeric" "numeric"</w:t>
-      </w:r>
-      <w:r>
-        <w:br/>
-      </w:r>
-      <w:r>
-        <w:rPr>
-          <w:rStyle w:val="VerbatimChar"/>
-        </w:rPr>
-        <w:t xml:space="preserve">##      lstat     medv     </w:t>
-      </w:r>
-      <w:r>
-        <w:br/>
-      </w:r>
-      <w:r>
-        <w:rPr>
-          <w:rStyle w:val="VerbatimChar"/>
-        </w:rPr>
-        <w:t xml:space="preserve">## [1,] "numeric" "numeric"</w:t>
+        <w:pStyle w:val="FirstParagraph"/>
+      </w:pPr>
+      <w:r>
+        <w:t xml:space="preserve">Load data and inspect.</w:t>
       </w:r>
     </w:p>
     <w:p>
@@ -281,6 +161,21 @@
         <w:rPr>
           <w:rStyle w:val="FunctionTok"/>
         </w:rPr>
+        <w:t xml:space="preserve">data</w:t>
+      </w:r>
+      <w:r>
+        <w:rPr>
+          <w:rStyle w:val="NormalTok"/>
+        </w:rPr>
+        <w:t xml:space="preserve">(Boston)</w:t>
+      </w:r>
+      <w:r>
+        <w:br/>
+      </w:r>
+      <w:r>
+        <w:rPr>
+          <w:rStyle w:val="FunctionTok"/>
+        </w:rPr>
         <w:t xml:space="preserve">head</w:t>
       </w:r>
       <w:r>
@@ -360,7 +255,22 @@
         <w:pStyle w:val="FirstParagraph"/>
       </w:pPr>
       <w:r>
-        <w:t xml:space="preserve">Optional conversion to matrix (may improve performance in some cases).</w:t>
+        <w:t xml:space="preserve">Target</w:t>
+      </w:r>
+      <w:r>
+        <w:t xml:space="preserve"> </w:t>
+      </w:r>
+      <w:r>
+        <w:rPr>
+          <w:rStyle w:val="VerbatimChar"/>
+        </w:rPr>
+        <w:t xml:space="preserve">medv</w:t>
+      </w:r>
+      <w:r>
+        <w:t xml:space="preserve"> </w:t>
+      </w:r>
+      <w:r>
+        <w:t xml:space="preserve">and reproducible train/test split.</w:t>
       </w:r>
     </w:p>
     <w:p>
@@ -369,9 +279,15 @@
       </w:pPr>
       <w:r>
         <w:rPr>
-          <w:rStyle w:val="CommentTok"/>
-        </w:rPr>
-        <w:t xml:space="preserve"># for performance, you can convert to matrix</w:t>
+          <w:rStyle w:val="FunctionTok"/>
+        </w:rPr>
+        <w:t xml:space="preserve">set_example_seed</w:t>
+      </w:r>
+      <w:r>
+        <w:rPr>
+          <w:rStyle w:val="NormalTok"/>
+        </w:rPr>
+        <w:t xml:space="preserve">()</w:t>
       </w:r>
       <w:r>
         <w:br/>
@@ -380,7 +296,7 @@
         <w:rPr>
           <w:rStyle w:val="NormalTok"/>
         </w:rPr>
-        <w:t xml:space="preserve">Boston </w:t>
+        <w:t xml:space="preserve">sr </w:t>
       </w:r>
       <w:r>
         <w:rPr>
@@ -398,13 +314,91 @@
         <w:rPr>
           <w:rStyle w:val="FunctionTok"/>
         </w:rPr>
-        <w:t xml:space="preserve">as.matrix</w:t>
-      </w:r>
-      <w:r>
-        <w:rPr>
-          <w:rStyle w:val="NormalTok"/>
-        </w:rPr>
-        <w:t xml:space="preserve">(Boston)</w:t>
+        <w:t xml:space="preserve">train_test</w:t>
+      </w:r>
+      <w:r>
+        <w:rPr>
+          <w:rStyle w:val="NormalTok"/>
+        </w:rPr>
+        <w:t xml:space="preserve">(</w:t>
+      </w:r>
+      <w:r>
+        <w:rPr>
+          <w:rStyle w:val="FunctionTok"/>
+        </w:rPr>
+        <w:t xml:space="preserve">sample_random</w:t>
+      </w:r>
+      <w:r>
+        <w:rPr>
+          <w:rStyle w:val="NormalTok"/>
+        </w:rPr>
+        <w:t xml:space="preserve">(), Boston)</w:t>
+      </w:r>
+      <w:r>
+        <w:br/>
+      </w:r>
+      <w:r>
+        <w:rPr>
+          <w:rStyle w:val="NormalTok"/>
+        </w:rPr>
+        <w:t xml:space="preserve">boston_train </w:t>
+      </w:r>
+      <w:r>
+        <w:rPr>
+          <w:rStyle w:val="OtherTok"/>
+        </w:rPr>
+        <w:t xml:space="preserve">&lt;-</w:t>
+      </w:r>
+      <w:r>
+        <w:rPr>
+          <w:rStyle w:val="NormalTok"/>
+        </w:rPr>
+        <w:t xml:space="preserve"> sr</w:t>
+      </w:r>
+      <w:r>
+        <w:rPr>
+          <w:rStyle w:val="SpecialCharTok"/>
+        </w:rPr>
+        <w:t xml:space="preserve">$</w:t>
+      </w:r>
+      <w:r>
+        <w:rPr>
+          <w:rStyle w:val="NormalTok"/>
+        </w:rPr>
+        <w:t xml:space="preserve">train</w:t>
+      </w:r>
+      <w:r>
+        <w:br/>
+      </w:r>
+      <w:r>
+        <w:rPr>
+          <w:rStyle w:val="NormalTok"/>
+        </w:rPr>
+        <w:t xml:space="preserve">boston_test </w:t>
+      </w:r>
+      <w:r>
+        <w:rPr>
+          <w:rStyle w:val="OtherTok"/>
+        </w:rPr>
+        <w:t xml:space="preserve">&lt;-</w:t>
+      </w:r>
+      <w:r>
+        <w:rPr>
+          <w:rStyle w:val="NormalTok"/>
+        </w:rPr>
+        <w:t xml:space="preserve"> sr</w:t>
+      </w:r>
+      <w:r>
+        <w:rPr>
+          <w:rStyle w:val="SpecialCharTok"/>
+        </w:rPr>
+        <w:t xml:space="preserve">$</w:t>
+      </w:r>
+      <w:r>
+        <w:rPr>
+          <w:rStyle w:val="NormalTok"/>
+        </w:rPr>
+        <w:t xml:space="preserve">test</w:t>
       </w:r>
     </w:p>
     <w:p>
@@ -412,13 +406,7 @@
         <w:pStyle w:val="FirstParagraph"/>
       </w:pPr>
       <w:r>
-        <w:t xml:space="preserve">Train/test split</w:t>
-      </w:r>
-      <w:r>
-        <w:t xml:space="preserve"> </w:t>
-      </w:r>
-      <w:r>
-        <w:t xml:space="preserve">Random and reproducible train/test split.</w:t>
+        <w:t xml:space="preserve">Model configuration and fitting.</w:t>
       </w:r>
     </w:p>
     <w:p>
@@ -427,9 +415,93 @@
       </w:pPr>
       <w:r>
         <w:rPr>
-          <w:rStyle w:val="CommentTok"/>
-        </w:rPr>
-        <w:t xml:space="preserve"># preparing random sampling</w:t>
+          <w:rStyle w:val="NormalTok"/>
+        </w:rPr>
+        <w:t xml:space="preserve">model </w:t>
+      </w:r>
+      <w:r>
+        <w:rPr>
+          <w:rStyle w:val="OtherTok"/>
+        </w:rPr>
+        <w:t xml:space="preserve">&lt;-</w:t>
+      </w:r>
+      <w:r>
+        <w:rPr>
+          <w:rStyle w:val="NormalTok"/>
+        </w:rPr>
+        <w:t xml:space="preserve"> </w:t>
+      </w:r>
+      <w:r>
+        <w:rPr>
+          <w:rStyle w:val="FunctionTok"/>
+        </w:rPr>
+        <w:t xml:space="preserve">reg_rf</w:t>
+      </w:r>
+      <w:r>
+        <w:rPr>
+          <w:rStyle w:val="NormalTok"/>
+        </w:rPr>
+        <w:t xml:space="preserve">(</w:t>
+      </w:r>
+      <w:r>
+        <w:rPr>
+          <w:rStyle w:val="StringTok"/>
+        </w:rPr>
+        <w:t xml:space="preserve">"medv"</w:t>
+      </w:r>
+      <w:r>
+        <w:rPr>
+          <w:rStyle w:val="NormalTok"/>
+        </w:rPr>
+        <w:t xml:space="preserve">, </w:t>
+      </w:r>
+      <w:r>
+        <w:rPr>
+          <w:rStyle w:val="AttributeTok"/>
+        </w:rPr>
+        <w:t xml:space="preserve">mtry =</w:t>
+      </w:r>
+      <w:r>
+        <w:rPr>
+          <w:rStyle w:val="NormalTok"/>
+        </w:rPr>
+        <w:t xml:space="preserve"> </w:t>
+      </w:r>
+      <w:r>
+        <w:rPr>
+          <w:rStyle w:val="DecValTok"/>
+        </w:rPr>
+        <w:t xml:space="preserve">7</w:t>
+      </w:r>
+      <w:r>
+        <w:rPr>
+          <w:rStyle w:val="NormalTok"/>
+        </w:rPr>
+        <w:t xml:space="preserve">, </w:t>
+      </w:r>
+      <w:r>
+        <w:rPr>
+          <w:rStyle w:val="AttributeTok"/>
+        </w:rPr>
+        <w:t xml:space="preserve">ntree =</w:t>
+      </w:r>
+      <w:r>
+        <w:rPr>
+          <w:rStyle w:val="NormalTok"/>
+        </w:rPr>
+        <w:t xml:space="preserve"> </w:t>
+      </w:r>
+      <w:r>
+        <w:rPr>
+          <w:rStyle w:val="DecValTok"/>
+        </w:rPr>
+        <w:t xml:space="preserve">30</w:t>
+      </w:r>
+      <w:r>
+        <w:rPr>
+          <w:rStyle w:val="NormalTok"/>
+        </w:rPr>
+        <w:t xml:space="preserve">)</w:t>
       </w:r>
       <w:r>
         <w:br/>
@@ -453,7 +525,7 @@
         <w:rPr>
           <w:rStyle w:val="NormalTok"/>
         </w:rPr>
-        <w:t xml:space="preserve">sr </w:t>
+        <w:t xml:space="preserve">model </w:t>
       </w:r>
       <w:r>
         <w:rPr>
@@ -471,112 +543,13 @@
         <w:rPr>
           <w:rStyle w:val="FunctionTok"/>
         </w:rPr>
-        <w:t xml:space="preserve">sample_random</w:t>
-      </w:r>
-      <w:r>
-        <w:rPr>
-          <w:rStyle w:val="NormalTok"/>
-        </w:rPr>
-        <w:t xml:space="preserve">()</w:t>
-      </w:r>
-      <w:r>
-        <w:br/>
-      </w:r>
-      <w:r>
-        <w:rPr>
-          <w:rStyle w:val="NormalTok"/>
-        </w:rPr>
-        <w:t xml:space="preserve">sr </w:t>
-      </w:r>
-      <w:r>
-        <w:rPr>
-          <w:rStyle w:val="OtherTok"/>
-        </w:rPr>
-        <w:t xml:space="preserve">&lt;-</w:t>
-      </w:r>
-      <w:r>
-        <w:rPr>
-          <w:rStyle w:val="NormalTok"/>
-        </w:rPr>
-        <w:t xml:space="preserve"> </w:t>
-      </w:r>
-      <w:r>
-        <w:rPr>
-          <w:rStyle w:val="FunctionTok"/>
-        </w:rPr>
-        <w:t xml:space="preserve">train_test</w:t>
-      </w:r>
-      <w:r>
-        <w:rPr>
-          <w:rStyle w:val="NormalTok"/>
-        </w:rPr>
-        <w:t xml:space="preserve">(sr, Boston)</w:t>
-      </w:r>
-      <w:r>
-        <w:br/>
-      </w:r>
-      <w:r>
-        <w:rPr>
-          <w:rStyle w:val="NormalTok"/>
-        </w:rPr>
-        <w:t xml:space="preserve">boston_train </w:t>
-      </w:r>
-      <w:r>
-        <w:rPr>
-          <w:rStyle w:val="OtherTok"/>
-        </w:rPr>
-        <w:t xml:space="preserve">&lt;-</w:t>
-      </w:r>
-      <w:r>
-        <w:rPr>
-          <w:rStyle w:val="NormalTok"/>
-        </w:rPr>
-        <w:t xml:space="preserve"> sr</w:t>
-      </w:r>
-      <w:r>
-        <w:rPr>
-          <w:rStyle w:val="SpecialCharTok"/>
-        </w:rPr>
-        <w:t xml:space="preserve">$</w:t>
-      </w:r>
-      <w:r>
-        <w:rPr>
-          <w:rStyle w:val="NormalTok"/>
-        </w:rPr>
-        <w:t xml:space="preserve">train</w:t>
-      </w:r>
-      <w:r>
-        <w:br/>
-      </w:r>
-      <w:r>
-        <w:rPr>
-          <w:rStyle w:val="NormalTok"/>
-        </w:rPr>
-        <w:t xml:space="preserve">boston_test </w:t>
-      </w:r>
-      <w:r>
-        <w:rPr>
-          <w:rStyle w:val="OtherTok"/>
-        </w:rPr>
-        <w:t xml:space="preserve">&lt;-</w:t>
-      </w:r>
-      <w:r>
-        <w:rPr>
-          <w:rStyle w:val="NormalTok"/>
-        </w:rPr>
-        <w:t xml:space="preserve"> sr</w:t>
-      </w:r>
-      <w:r>
-        <w:rPr>
-          <w:rStyle w:val="SpecialCharTok"/>
-        </w:rPr>
-        <w:t xml:space="preserve">$</w:t>
-      </w:r>
-      <w:r>
-        <w:rPr>
-          <w:rStyle w:val="NormalTok"/>
-        </w:rPr>
-        <w:t xml:space="preserve">test</w:t>
+        <w:t xml:space="preserve">fit</w:t>
+      </w:r>
+      <w:r>
+        <w:rPr>
+          <w:rStyle w:val="NormalTok"/>
+        </w:rPr>
+        <w:t xml:space="preserve">(model, boston_train)</w:t>
       </w:r>
     </w:p>
     <w:p>
@@ -584,25 +557,7 @@
         <w:pStyle w:val="FirstParagraph"/>
       </w:pPr>
       <w:r>
-        <w:t xml:space="preserve">Training</w:t>
-      </w:r>
-      <w:r>
-        <w:t xml:space="preserve"> </w:t>
-      </w:r>
-      <w:r>
-        <w:t xml:space="preserve">Train Random Forest to predict</w:t>
-      </w:r>
-      <w:r>
-        <w:t xml:space="preserve"> </w:t>
-      </w:r>
-      <w:r>
-        <w:rPr>
-          <w:rStyle w:val="VerbatimChar"/>
-        </w:rPr>
-        <w:t xml:space="preserve">medv</w:t>
-      </w:r>
-      <w:r>
-        <w:t xml:space="preserve">.</w:t>
+        <w:t xml:space="preserve">Training evaluation.</w:t>
       </w:r>
     </w:p>
     <w:p>
@@ -613,7 +568,7 @@
         <w:rPr>
           <w:rStyle w:val="NormalTok"/>
         </w:rPr>
-        <w:t xml:space="preserve">model </w:t>
+        <w:t xml:space="preserve">train_prediction </w:t>
       </w:r>
       <w:r>
         <w:rPr>
@@ -631,13 +586,46 @@
         <w:rPr>
           <w:rStyle w:val="FunctionTok"/>
         </w:rPr>
-        <w:t xml:space="preserve">reg_rf</w:t>
-      </w:r>
-      <w:r>
-        <w:rPr>
-          <w:rStyle w:val="NormalTok"/>
-        </w:rPr>
-        <w:t xml:space="preserve">(</w:t>
+        <w:t xml:space="preserve">predict</w:t>
+      </w:r>
+      <w:r>
+        <w:rPr>
+          <w:rStyle w:val="NormalTok"/>
+        </w:rPr>
+        <w:t xml:space="preserve">(model, boston_train)</w:t>
+      </w:r>
+      <w:r>
+        <w:br/>
+      </w:r>
+      <w:r>
+        <w:rPr>
+          <w:rStyle w:val="NormalTok"/>
+        </w:rPr>
+        <w:t xml:space="preserve">train_eval </w:t>
+      </w:r>
+      <w:r>
+        <w:rPr>
+          <w:rStyle w:val="OtherTok"/>
+        </w:rPr>
+        <w:t xml:space="preserve">&lt;-</w:t>
+      </w:r>
+      <w:r>
+        <w:rPr>
+          <w:rStyle w:val="NormalTok"/>
+        </w:rPr>
+        <w:t xml:space="preserve"> </w:t>
+      </w:r>
+      <w:r>
+        <w:rPr>
+          <w:rStyle w:val="FunctionTok"/>
+        </w:rPr>
+        <w:t xml:space="preserve">evaluate</w:t>
+      </w:r>
+      <w:r>
+        <w:rPr>
+          <w:rStyle w:val="NormalTok"/>
+        </w:rPr>
+        <w:t xml:space="preserve">(model, boston_train[, </w:t>
       </w:r>
       <w:r>
         <w:rPr>
@@ -649,239 +637,56 @@
         <w:rPr>
           <w:rStyle w:val="NormalTok"/>
         </w:rPr>
-        <w:t xml:space="preserve">, </w:t>
-      </w:r>
-      <w:r>
-        <w:rPr>
-          <w:rStyle w:val="AttributeTok"/>
-        </w:rPr>
-        <w:t xml:space="preserve">mtry=</w:t>
-      </w:r>
-      <w:r>
-        <w:rPr>
-          <w:rStyle w:val="DecValTok"/>
-        </w:rPr>
-        <w:t xml:space="preserve">7</w:t>
-      </w:r>
-      <w:r>
-        <w:rPr>
-          <w:rStyle w:val="NormalTok"/>
-        </w:rPr>
-        <w:t xml:space="preserve">, </w:t>
-      </w:r>
-      <w:r>
-        <w:rPr>
-          <w:rStyle w:val="AttributeTok"/>
-        </w:rPr>
-        <w:t xml:space="preserve">ntree=</w:t>
-      </w:r>
-      <w:r>
-        <w:rPr>
-          <w:rStyle w:val="DecValTok"/>
-        </w:rPr>
-        <w:t xml:space="preserve">30</w:t>
-      </w:r>
-      <w:r>
-        <w:rPr>
-          <w:rStyle w:val="NormalTok"/>
-        </w:rPr>
-        <w:t xml:space="preserve">) </w:t>
-      </w:r>
-      <w:r>
-        <w:rPr>
-          <w:rStyle w:val="CommentTok"/>
-        </w:rPr>
-        <w:t xml:space="preserve"># mtry: variables per split; ntree: number of trees</w:t>
+        <w:t xml:space="preserve">], train_prediction)</w:t>
       </w:r>
       <w:r>
         <w:br/>
       </w:r>
       <w:r>
         <w:rPr>
-          <w:rStyle w:val="FunctionTok"/>
-        </w:rPr>
-        <w:t xml:space="preserve">set_example_seed</w:t>
-      </w:r>
-      <w:r>
-        <w:rPr>
-          <w:rStyle w:val="NormalTok"/>
-        </w:rPr>
-        <w:t xml:space="preserve">()</w:t>
-      </w:r>
-      <w:r>
-        <w:br/>
-      </w:r>
-      <w:r>
-        <w:rPr>
-          <w:rStyle w:val="NormalTok"/>
-        </w:rPr>
-        <w:t xml:space="preserve">model </w:t>
-      </w:r>
-      <w:r>
-        <w:rPr>
-          <w:rStyle w:val="OtherTok"/>
-        </w:rPr>
-        <w:t xml:space="preserve">&lt;-</w:t>
-      </w:r>
-      <w:r>
-        <w:rPr>
-          <w:rStyle w:val="NormalTok"/>
-        </w:rPr>
-        <w:t xml:space="preserve"> </w:t>
-      </w:r>
-      <w:r>
-        <w:rPr>
-          <w:rStyle w:val="FunctionTok"/>
-        </w:rPr>
-        <w:t xml:space="preserve">fit</w:t>
-      </w:r>
-      <w:r>
-        <w:rPr>
-          <w:rStyle w:val="NormalTok"/>
-        </w:rPr>
-        <w:t xml:space="preserve">(model, boston_train)</w:t>
+          <w:rStyle w:val="NormalTok"/>
+        </w:rPr>
+        <w:t xml:space="preserve">train_eval</w:t>
+      </w:r>
+      <w:r>
+        <w:rPr>
+          <w:rStyle w:val="SpecialCharTok"/>
+        </w:rPr>
+        <w:t xml:space="preserve">$</w:t>
+      </w:r>
+      <w:r>
+        <w:rPr>
+          <w:rStyle w:val="NormalTok"/>
+        </w:rPr>
+        <w:t xml:space="preserve">metrics</w:t>
       </w:r>
     </w:p>
     <w:p>
       <w:pPr>
-        <w:pStyle w:val="FirstParagraph"/>
-      </w:pPr>
-      <w:r>
-        <w:t xml:space="preserve">Model adjustment</w:t>
-      </w:r>
-      <w:r>
-        <w:t xml:space="preserve"> </w:t>
-      </w:r>
-      <w:r>
-        <w:t xml:space="preserve">Training evaluation (regression metrics such as RMSE/MAE).</w:t>
+        <w:pStyle w:val="SourceCode"/>
+      </w:pPr>
+      <w:r>
+        <w:rPr>
+          <w:rStyle w:val="VerbatimChar"/>
+        </w:rPr>
+        <w:t xml:space="preserve">##        mse      smape        R2</w:t>
+      </w:r>
+      <w:r>
+        <w:br/>
+      </w:r>
+      <w:r>
+        <w:rPr>
+          <w:rStyle w:val="VerbatimChar"/>
+        </w:rPr>
+        <w:t xml:space="preserve">## 1 1.603413 0.04054869 0.9798495</w:t>
       </w:r>
     </w:p>
     <w:p>
       <w:pPr>
-        <w:pStyle w:val="SourceCode"/>
-      </w:pPr>
-      <w:r>
-        <w:rPr>
-          <w:rStyle w:val="NormalTok"/>
-        </w:rPr>
-        <w:t xml:space="preserve">train_prediction </w:t>
-      </w:r>
-      <w:r>
-        <w:rPr>
-          <w:rStyle w:val="OtherTok"/>
-        </w:rPr>
-        <w:t xml:space="preserve">&lt;-</w:t>
-      </w:r>
-      <w:r>
-        <w:rPr>
-          <w:rStyle w:val="NormalTok"/>
-        </w:rPr>
-        <w:t xml:space="preserve"> </w:t>
-      </w:r>
-      <w:r>
-        <w:rPr>
-          <w:rStyle w:val="FunctionTok"/>
-        </w:rPr>
-        <w:t xml:space="preserve">predict</w:t>
-      </w:r>
-      <w:r>
-        <w:rPr>
-          <w:rStyle w:val="NormalTok"/>
-        </w:rPr>
-        <w:t xml:space="preserve">(model, boston_train)</w:t>
-      </w:r>
-      <w:r>
-        <w:br/>
-      </w:r>
-      <w:r>
-        <w:rPr>
-          <w:rStyle w:val="NormalTok"/>
-        </w:rPr>
-        <w:t xml:space="preserve">boston_train_predictand </w:t>
-      </w:r>
-      <w:r>
-        <w:rPr>
-          <w:rStyle w:val="OtherTok"/>
-        </w:rPr>
-        <w:t xml:space="preserve">&lt;-</w:t>
-      </w:r>
-      <w:r>
-        <w:rPr>
-          <w:rStyle w:val="NormalTok"/>
-        </w:rPr>
-        <w:t xml:space="preserve"> boston_train[,</w:t>
-      </w:r>
-      <w:r>
-        <w:rPr>
-          <w:rStyle w:val="StringTok"/>
-        </w:rPr>
-        <w:t xml:space="preserve">"medv"</w:t>
-      </w:r>
-      <w:r>
-        <w:rPr>
-          <w:rStyle w:val="NormalTok"/>
-        </w:rPr>
-        <w:t xml:space="preserve">]</w:t>
-      </w:r>
-      <w:r>
-        <w:br/>
-      </w:r>
-      <w:r>
-        <w:rPr>
-          <w:rStyle w:val="NormalTok"/>
-        </w:rPr>
-        <w:t xml:space="preserve">train_eval </w:t>
-      </w:r>
-      <w:r>
-        <w:rPr>
-          <w:rStyle w:val="OtherTok"/>
-        </w:rPr>
-        <w:t xml:space="preserve">&lt;-</w:t>
-      </w:r>
-      <w:r>
-        <w:rPr>
-          <w:rStyle w:val="NormalTok"/>
-        </w:rPr>
-        <w:t xml:space="preserve"> </w:t>
-      </w:r>
-      <w:r>
-        <w:rPr>
-          <w:rStyle w:val="FunctionTok"/>
-        </w:rPr>
-        <w:t xml:space="preserve">evaluate</w:t>
-      </w:r>
-      <w:r>
-        <w:rPr>
-          <w:rStyle w:val="NormalTok"/>
-        </w:rPr>
-        <w:t xml:space="preserve">(model, boston_train_predictand, train_prediction)</w:t>
-      </w:r>
-      <w:r>
-        <w:br/>
-      </w:r>
-      <w:r>
-        <w:rPr>
-          <w:rStyle w:val="FunctionTok"/>
-        </w:rPr>
-        <w:t xml:space="preserve">print</w:t>
-      </w:r>
-      <w:r>
-        <w:rPr>
-          <w:rStyle w:val="NormalTok"/>
-        </w:rPr>
-        <w:t xml:space="preserve">(train_eval</w:t>
-      </w:r>
-      <w:r>
-        <w:rPr>
-          <w:rStyle w:val="SpecialCharTok"/>
-        </w:rPr>
-        <w:t xml:space="preserve">$</w:t>
-      </w:r>
-      <w:r>
-        <w:rPr>
-          <w:rStyle w:val="NormalTok"/>
-        </w:rPr>
-        <w:t xml:space="preserve">metrics)</w:t>
+        <w:pStyle w:val="FirstParagraph"/>
+      </w:pPr>
+      <w:r>
+        <w:t xml:space="preserve">Test evaluation.</w:t>
       </w:r>
     </w:p>
     <w:p>
@@ -890,200 +695,133 @@
       </w:pPr>
       <w:r>
         <w:rPr>
-          <w:rStyle w:val="VerbatimChar"/>
-        </w:rPr>
-        <w:t xml:space="preserve">##        mse      smape        R2</w:t>
+          <w:rStyle w:val="NormalTok"/>
+        </w:rPr>
+        <w:t xml:space="preserve">test_prediction </w:t>
+      </w:r>
+      <w:r>
+        <w:rPr>
+          <w:rStyle w:val="OtherTok"/>
+        </w:rPr>
+        <w:t xml:space="preserve">&lt;-</w:t>
+      </w:r>
+      <w:r>
+        <w:rPr>
+          <w:rStyle w:val="NormalTok"/>
+        </w:rPr>
+        <w:t xml:space="preserve"> </w:t>
+      </w:r>
+      <w:r>
+        <w:rPr>
+          <w:rStyle w:val="FunctionTok"/>
+        </w:rPr>
+        <w:t xml:space="preserve">predict</w:t>
+      </w:r>
+      <w:r>
+        <w:rPr>
+          <w:rStyle w:val="NormalTok"/>
+        </w:rPr>
+        <w:t xml:space="preserve">(model, boston_test)</w:t>
       </w:r>
       <w:r>
         <w:br/>
       </w:r>
       <w:r>
         <w:rPr>
-          <w:rStyle w:val="VerbatimChar"/>
-        </w:rPr>
-        <w:t xml:space="preserve">## 1 1.603413 0.04054869 0.9798495</w:t>
+          <w:rStyle w:val="NormalTok"/>
+        </w:rPr>
+        <w:t xml:space="preserve">test_eval </w:t>
+      </w:r>
+      <w:r>
+        <w:rPr>
+          <w:rStyle w:val="OtherTok"/>
+        </w:rPr>
+        <w:t xml:space="preserve">&lt;-</w:t>
+      </w:r>
+      <w:r>
+        <w:rPr>
+          <w:rStyle w:val="NormalTok"/>
+        </w:rPr>
+        <w:t xml:space="preserve"> </w:t>
+      </w:r>
+      <w:r>
+        <w:rPr>
+          <w:rStyle w:val="FunctionTok"/>
+        </w:rPr>
+        <w:t xml:space="preserve">evaluate</w:t>
+      </w:r>
+      <w:r>
+        <w:rPr>
+          <w:rStyle w:val="NormalTok"/>
+        </w:rPr>
+        <w:t xml:space="preserve">(model, boston_test[, </w:t>
+      </w:r>
+      <w:r>
+        <w:rPr>
+          <w:rStyle w:val="StringTok"/>
+        </w:rPr>
+        <w:t xml:space="preserve">"medv"</w:t>
+      </w:r>
+      <w:r>
+        <w:rPr>
+          <w:rStyle w:val="NormalTok"/>
+        </w:rPr>
+        <w:t xml:space="preserve">], test_prediction)</w:t>
+      </w:r>
+      <w:r>
+        <w:br/>
+      </w:r>
+      <w:r>
+        <w:rPr>
+          <w:rStyle w:val="NormalTok"/>
+        </w:rPr>
+        <w:t xml:space="preserve">test_eval</w:t>
+      </w:r>
+      <w:r>
+        <w:rPr>
+          <w:rStyle w:val="SpecialCharTok"/>
+        </w:rPr>
+        <w:t xml:space="preserve">$</w:t>
+      </w:r>
+      <w:r>
+        <w:rPr>
+          <w:rStyle w:val="NormalTok"/>
+        </w:rPr>
+        <w:t xml:space="preserve">metrics</w:t>
       </w:r>
     </w:p>
     <w:p>
       <w:pPr>
-        <w:pStyle w:val="FirstParagraph"/>
-      </w:pPr>
-      <w:r>
-        <w:t xml:space="preserve">Test</w:t>
-      </w:r>
-      <w:r>
-        <w:t xml:space="preserve"> </w:t>
-      </w:r>
-      <w:r>
-        <w:t xml:space="preserve">Test evaluation.</w:t>
+        <w:pStyle w:val="SourceCode"/>
+      </w:pPr>
+      <w:r>
+        <w:rPr>
+          <w:rStyle w:val="VerbatimChar"/>
+        </w:rPr>
+        <w:t xml:space="preserve">##        mse     smape        R2</w:t>
+      </w:r>
+      <w:r>
+        <w:br/>
+      </w:r>
+      <w:r>
+        <w:rPr>
+          <w:rStyle w:val="VerbatimChar"/>
+        </w:rPr>
+        <w:t xml:space="preserve">## 1 11.15578 0.1062616 0.8913529</w:t>
       </w:r>
     </w:p>
     <w:p>
       <w:pPr>
-        <w:pStyle w:val="SourceCode"/>
-      </w:pPr>
-      <w:r>
-        <w:rPr>
-          <w:rStyle w:val="NormalTok"/>
-        </w:rPr>
-        <w:t xml:space="preserve">test_prediction </w:t>
-      </w:r>
-      <w:r>
-        <w:rPr>
-          <w:rStyle w:val="OtherTok"/>
-        </w:rPr>
-        <w:t xml:space="preserve">&lt;-</w:t>
-      </w:r>
-      <w:r>
-        <w:rPr>
-          <w:rStyle w:val="NormalTok"/>
-        </w:rPr>
+        <w:pStyle w:val="FirstParagraph"/>
+      </w:pPr>
+      <w:r>
+        <w:t xml:space="preserve">References</w:t>
+      </w:r>
+      <w:r>
         <w:t xml:space="preserve"> </w:t>
       </w:r>
       <w:r>
-        <w:rPr>
-          <w:rStyle w:val="FunctionTok"/>
-        </w:rPr>
-        <w:t xml:space="preserve">predict</w:t>
-      </w:r>
-      <w:r>
-        <w:rPr>
-          <w:rStyle w:val="NormalTok"/>
-        </w:rPr>
-        <w:t xml:space="preserve">(model, boston_test)</w:t>
-      </w:r>
-      <w:r>
-        <w:br/>
-      </w:r>
-      <w:r>
-        <w:rPr>
-          <w:rStyle w:val="NormalTok"/>
-        </w:rPr>
-        <w:t xml:space="preserve">boston_test_predictand </w:t>
-      </w:r>
-      <w:r>
-        <w:rPr>
-          <w:rStyle w:val="OtherTok"/>
-        </w:rPr>
-        <w:t xml:space="preserve">&lt;-</w:t>
-      </w:r>
-      <w:r>
-        <w:rPr>
-          <w:rStyle w:val="NormalTok"/>
-        </w:rPr>
-        <w:t xml:space="preserve"> boston_test[,</w:t>
-      </w:r>
-      <w:r>
-        <w:rPr>
-          <w:rStyle w:val="StringTok"/>
-        </w:rPr>
-        <w:t xml:space="preserve">"medv"</w:t>
-      </w:r>
-      <w:r>
-        <w:rPr>
-          <w:rStyle w:val="NormalTok"/>
-        </w:rPr>
-        <w:t xml:space="preserve">]</w:t>
-      </w:r>
-      <w:r>
-        <w:br/>
-      </w:r>
-      <w:r>
-        <w:rPr>
-          <w:rStyle w:val="NormalTok"/>
-        </w:rPr>
-        <w:t xml:space="preserve">test_eval </w:t>
-      </w:r>
-      <w:r>
-        <w:rPr>
-          <w:rStyle w:val="OtherTok"/>
-        </w:rPr>
-        <w:t xml:space="preserve">&lt;-</w:t>
-      </w:r>
-      <w:r>
-        <w:rPr>
-          <w:rStyle w:val="NormalTok"/>
-        </w:rPr>
-        <w:t xml:space="preserve"> </w:t>
-      </w:r>
-      <w:r>
-        <w:rPr>
-          <w:rStyle w:val="FunctionTok"/>
-        </w:rPr>
-        <w:t xml:space="preserve">evaluate</w:t>
-      </w:r>
-      <w:r>
-        <w:rPr>
-          <w:rStyle w:val="NormalTok"/>
-        </w:rPr>
-        <w:t xml:space="preserve">(model, boston_test_predictand, test_prediction)</w:t>
-      </w:r>
-      <w:r>
-        <w:br/>
-      </w:r>
-      <w:r>
-        <w:rPr>
-          <w:rStyle w:val="FunctionTok"/>
-        </w:rPr>
-        <w:t xml:space="preserve">print</w:t>
-      </w:r>
-      <w:r>
-        <w:rPr>
-          <w:rStyle w:val="NormalTok"/>
-        </w:rPr>
-        <w:t xml:space="preserve">(test_eval</w:t>
-      </w:r>
-      <w:r>
-        <w:rPr>
-          <w:rStyle w:val="SpecialCharTok"/>
-        </w:rPr>
-        <w:t xml:space="preserve">$</w:t>
-      </w:r>
-      <w:r>
-        <w:rPr>
-          <w:rStyle w:val="NormalTok"/>
-        </w:rPr>
-        <w:t xml:space="preserve">metrics)</w:t>
-      </w:r>
-    </w:p>
-    <w:p>
-      <w:pPr>
-        <w:pStyle w:val="SourceCode"/>
-      </w:pPr>
-      <w:r>
-        <w:rPr>
-          <w:rStyle w:val="VerbatimChar"/>
-        </w:rPr>
-        <w:t xml:space="preserve">##        mse     smape        R2</w:t>
-      </w:r>
-      <w:r>
-        <w:br/>
-      </w:r>
-      <w:r>
-        <w:rPr>
-          <w:rStyle w:val="VerbatimChar"/>
-        </w:rPr>
-        <w:t xml:space="preserve">## 1 11.15578 0.1062616 0.8913529</w:t>
-      </w:r>
-    </w:p>
-    <w:p>
-      <w:pPr>
-        <w:pStyle w:val="FirstParagraph"/>
-      </w:pPr>
-      <w:r>
-        <w:t xml:space="preserve">References</w:t>
-      </w:r>
-      <w:r>
-        <w:t xml:space="preserve"> </w:t>
-      </w:r>
-      <w:r>
-        <w:t xml:space="preserve">- Breiman, L. (2001). Random Forests. Machine Learning 45(1):5–32.</w:t>
-      </w:r>
-      <w:r>
-        <w:t xml:space="preserve"> </w:t>
-      </w:r>
-      <w:r>
-        <w:t xml:space="preserve">- Liaw, A. and Wiener, M. (2002). Classification and Regression by randomForest. R News.</w:t>
+        <w:t xml:space="preserve">- Breiman, L. (2001). Random Forests.</w:t>
       </w:r>
     </w:p>
     <w:sectPr>
